--- a/Текст для озвучки.docx
+++ b/Текст для озвучки.docx
@@ -1,10 +1,11 @@
 
 <file path=word/document.xml><?xml version="1.0" encoding="utf-8"?>
-<w:document xmlns:wpc="http://schemas.microsoft.com/office/word/2010/wordprocessingCanvas" xmlns:cx="http://schemas.microsoft.com/office/drawing/2014/chartex" xmlns:cx1="http://schemas.microsoft.com/office/drawing/2015/9/8/chartex" xmlns:cx2="http://schemas.microsoft.com/office/drawing/2015/10/21/chartex" xmlns:cx3="http://schemas.microsoft.com/office/drawing/2016/5/9/chartex" xmlns:cx4="http://schemas.microsoft.com/office/drawing/2016/5/10/chartex" xmlns:cx5="http://schemas.microsoft.com/office/drawing/2016/5/11/chartex" xmlns:cx6="http://schemas.microsoft.com/office/drawing/2016/5/12/chartex" xmlns:cx7="http://schemas.microsoft.com/office/drawing/2016/5/13/chartex" xmlns:cx8="http://schemas.microsoft.com/office/drawing/2016/5/14/chartex" xmlns:mc="http://schemas.openxmlformats.org/markup-compatibility/2006" xmlns:aink="http://schemas.microsoft.com/office/drawing/2016/ink" xmlns:am3d="http://schemas.microsoft.com/office/drawing/2017/model3d" xmlns:o="urn:schemas-microsoft-com:office:office" xmlns:r="http://schemas.openxmlformats.org/officeDocument/2006/relationships" xmlns:m="http://schemas.openxmlformats.org/officeDocument/2006/math" xmlns:v="urn:schemas-microsoft-com:vml" xmlns:wp14="http://schemas.microsoft.com/office/word/2010/wordprocessingDrawing" xmlns:wp="http://schemas.openxmlformats.org/drawingml/2006/wordprocessingDrawing" xmlns:w10="urn:schemas-microsoft-com:office:word" xmlns:w="http://schemas.openxmlformats.org/wordprocessingml/2006/main" xmlns:w14="http://schemas.microsoft.com/office/word/2010/wordml" xmlns:w15="http://schemas.microsoft.com/office/word/2012/wordml" xmlns:w16cex="http://schemas.microsoft.com/office/word/2018/wordml/cex" xmlns:w16cid="http://schemas.microsoft.com/office/word/2016/wordml/cid" xmlns:w16="http://schemas.microsoft.com/office/word/2018/wordml" xmlns:w16sdtdh="http://schemas.microsoft.com/office/word/2020/wordml/sdtdatahash" xmlns:w16se="http://schemas.microsoft.com/office/word/2015/wordml/symex" xmlns:wpg="http://schemas.microsoft.com/office/word/2010/wordprocessingGroup" xmlns:wpi="http://schemas.microsoft.com/office/word/2010/wordprocessingInk" xmlns:wne="http://schemas.microsoft.com/office/word/2006/wordml" xmlns:wps="http://schemas.microsoft.com/office/word/2010/wordprocessingShape" mc:Ignorable="w14 w15 w16se w16cid w16 w16cex w16sdtdh wp14">
+<w:document xmlns:o="urn:schemas-microsoft-com:office:office" xmlns:r="http://schemas.openxmlformats.org/officeDocument/2006/relationships" xmlns:v="urn:schemas-microsoft-com:vml" xmlns:w="http://schemas.openxmlformats.org/wordprocessingml/2006/main" xmlns:w10="urn:schemas-microsoft-com:office:word" xmlns:wp="http://schemas.openxmlformats.org/drawingml/2006/wordprocessingDrawing" xmlns:wps="http://schemas.microsoft.com/office/word/2010/wordprocessingShape" xmlns:wpg="http://schemas.microsoft.com/office/word/2010/wordprocessingGroup" xmlns:mc="http://schemas.openxmlformats.org/markup-compatibility/2006" xmlns:wp14="http://schemas.microsoft.com/office/word/2010/wordprocessingDrawing" xmlns:w14="http://schemas.microsoft.com/office/word/2010/wordml" mc:Ignorable="w14 wp14">
   <w:body>
     <w:p>
       <w:pPr>
-        <w:pStyle w:val="1"/>
+        <w:pStyle w:val="Heading1"/>
+        <w:spacing w:before="240" w:after="0"/>
         <w:rPr>
           <w:sz w:val="40"/>
           <w:szCs w:val="40"/>
@@ -26,14 +27,19 @@
         <w:t>Текст для озвучки.</w:t>
       </w:r>
     </w:p>
-    <w:p/>
-    <w:p>
-      <w:pPr>
-        <w:pStyle w:val="2"/>
-        <w:rPr>
-          <w:sz w:val="32"/>
-          <w:szCs w:val="32"/>
-        </w:rPr>
+    <w:p>
+      <w:pPr>
+        <w:pStyle w:val="Normal"/>
+        <w:rPr/>
+      </w:pPr>
+      <w:r>
+        <w:rPr/>
+      </w:r>
+    </w:p>
+    <w:p>
+      <w:pPr>
+        <w:pStyle w:val="Heading2"/>
+        <w:rPr/>
       </w:pPr>
       <w:r>
         <w:rPr>
@@ -45,111 +51,211 @@
     </w:p>
     <w:p>
       <w:pPr>
-        <w:pStyle w:val="2"/>
-      </w:pPr>
-      <w:r>
-        <w:t xml:space="preserve">Приветственная фразы: </w:t>
-      </w:r>
-    </w:p>
-    <w:p>
-      <w:pPr>
-        <w:pStyle w:val="a3"/>
+        <w:pStyle w:val="ListParagraph"/>
         <w:numPr>
           <w:ilvl w:val="0"/>
           <w:numId w:val="1"/>
         </w:numPr>
-      </w:pPr>
-      <w:r>
+        <w:rPr/>
+      </w:pPr>
+      <w:r>
+        <w:rPr/>
         <w:t>Добро пожаловать на борт салага, надеюсь ты не закончишь как прошлый повар.</w:t>
       </w:r>
     </w:p>
     <w:p>
       <w:pPr>
-        <w:pStyle w:val="a3"/>
+        <w:pStyle w:val="ListParagraph"/>
         <w:numPr>
           <w:ilvl w:val="0"/>
           <w:numId w:val="1"/>
         </w:numPr>
-      </w:pPr>
-      <w:r>
+        <w:rPr/>
+      </w:pPr>
+      <w:r>
+        <w:rPr/>
         <w:t>Вот ты и на кухне огузок. Начнем с ящика с бананами, да ладно шучу.</w:t>
       </w:r>
     </w:p>
     <w:p>
       <w:pPr>
-        <w:pStyle w:val="a3"/>
+        <w:pStyle w:val="ListParagraph"/>
         <w:numPr>
           <w:ilvl w:val="0"/>
           <w:numId w:val="1"/>
         </w:numPr>
-      </w:pPr>
-      <w:r>
-        <w:t xml:space="preserve">Снова очередного </w:t>
-      </w:r>
-      <w:r>
-        <w:t xml:space="preserve">бедолагу прислали, </w:t>
-      </w:r>
-      <w:proofErr w:type="gramStart"/>
-      <w:r>
-        <w:t>долго</w:t>
-      </w:r>
-      <w:proofErr w:type="gramEnd"/>
-      <w:r>
-        <w:t xml:space="preserve"> но тут … А рация работает </w:t>
-      </w:r>
-      <w:proofErr w:type="spellStart"/>
-      <w:r>
-        <w:t>кхм</w:t>
-      </w:r>
-      <w:proofErr w:type="spellEnd"/>
-      <w:r>
+        <w:rPr/>
+      </w:pPr>
+      <w:r>
+        <w:rPr/>
+        <w:t>Напоминаю мы в космосе, гравитации тут нет. Дам тебе время освоиться, как привыкнешь нажми на кнопку.</w:t>
+      </w:r>
+    </w:p>
+    <w:p>
+      <w:pPr>
+        <w:pStyle w:val="ListParagraph"/>
+        <w:numPr>
+          <w:ilvl w:val="0"/>
+          <w:numId w:val="1"/>
+        </w:numPr>
+        <w:rPr/>
+      </w:pPr>
+      <w:r>
+        <w:rPr/>
+        <w:t xml:space="preserve">К невесомости привык? Да мне в общем то плевать. Для таких как ты станция оборудована магнитными поверхностями. Так что давай покажу ка работают магниты. Бери тарелку и попробуй положить рядом с магнитными насечками ………… Видишь </w:t>
+      </w:r>
+      <w:r>
+        <w:rPr/>
+        <w:t>не улетают так что пользуйся почаще а то посуды не напасешься.</w:t>
+      </w:r>
+    </w:p>
+    <w:p>
+      <w:pPr>
+        <w:pStyle w:val="ListParagraph"/>
+        <w:numPr>
+          <w:ilvl w:val="0"/>
+          <w:numId w:val="1"/>
+        </w:numPr>
+        <w:rPr/>
+      </w:pPr>
+      <w:r>
+        <w:rPr/>
+        <w:t xml:space="preserve">Так, с магнитами разобрались. Теперь, очень тебя прошу следи за крошками, нарезай всё в герметично закрытом слайсере. </w:t>
+      </w:r>
+    </w:p>
+    <w:p>
+      <w:pPr>
+        <w:pStyle w:val="ListParagraph"/>
+        <w:numPr>
+          <w:ilvl w:val="0"/>
+          <w:numId w:val="1"/>
+        </w:numPr>
+        <w:rPr/>
+      </w:pPr>
+      <w:r>
+        <w:rPr/>
+        <w:t>Ну я же говорил закрывай крышку.</w:t>
+      </w:r>
+    </w:p>
+    <w:p>
+      <w:pPr>
+        <w:pStyle w:val="ListParagraph"/>
+        <w:numPr>
+          <w:ilvl w:val="0"/>
+          <w:numId w:val="1"/>
+        </w:numPr>
+        <w:rPr/>
+      </w:pPr>
+      <w:r>
+        <w:rPr/>
+        <w:t>Ну может ты поймёшь уже что крышку нужно закрывать.</w:t>
+      </w:r>
+    </w:p>
+    <w:p>
+      <w:pPr>
+        <w:pStyle w:val="ListParagraph"/>
+        <w:numPr>
+          <w:ilvl w:val="0"/>
+          <w:numId w:val="1"/>
+        </w:numPr>
+        <w:rPr/>
+      </w:pPr>
+      <w:r>
+        <w:rPr/>
+        <w:t>Так,моё терпение лопнуло ты уволен.</w:t>
+      </w:r>
+    </w:p>
+    <w:p>
+      <w:pPr>
+        <w:pStyle w:val="ListParagraph"/>
+        <w:numPr>
+          <w:ilvl w:val="0"/>
+          <w:numId w:val="1"/>
+        </w:numPr>
+        <w:rPr/>
+      </w:pPr>
+      <w:r>
+        <w:rPr/>
+        <w:t xml:space="preserve">Теперь приготовь пробное блюдо. </w:t>
+      </w:r>
+      <w:r>
+        <w:rPr/>
+        <w:t>Продукты мы тебе отправим, если что-то потеряешь мы не при делах, даю тебе на это ….. 2 минуты</w:t>
+      </w:r>
+    </w:p>
+    <w:p>
+      <w:pPr>
+        <w:pStyle w:val="ListParagraph"/>
+        <w:numPr>
+          <w:ilvl w:val="0"/>
+          <w:numId w:val="1"/>
+        </w:numPr>
+        <w:rPr/>
+      </w:pPr>
+      <w:r>
+        <w:rPr/>
+        <w:t xml:space="preserve">Ну всё свободен, </w:t>
+      </w:r>
+      <w:r>
+        <w:rPr/>
+        <w:t>если что-то забудешь, не звони. Всё дальше сам.</w:t>
+      </w:r>
+    </w:p>
+    <w:p>
+      <w:pPr>
+        <w:pStyle w:val="ListParagraph"/>
+        <w:numPr>
+          <w:ilvl w:val="0"/>
+          <w:numId w:val="0"/>
+        </w:numPr>
+        <w:ind w:left="720" w:hanging="0"/>
+        <w:rPr/>
+      </w:pPr>
+      <w:r>
+        <w:rPr/>
+      </w:r>
+    </w:p>
+    <w:p>
+      <w:pPr>
+        <w:pStyle w:val="Normal"/>
+        <w:rPr/>
+      </w:pPr>
+      <w:r>
+        <w:rPr/>
         <w:t xml:space="preserve"> </w:t>
       </w:r>
-      <w:proofErr w:type="spellStart"/>
-      <w:r>
-        <w:t>кхм</w:t>
-      </w:r>
-      <w:proofErr w:type="spellEnd"/>
-      <w:r>
-        <w:t xml:space="preserve">, добро пожаловать на новое </w:t>
-      </w:r>
-      <w:r>
-        <w:t>“</w:t>
-      </w:r>
-      <w:r>
-        <w:t>и последнее</w:t>
-      </w:r>
-      <w:r>
-        <w:t>”</w:t>
-      </w:r>
-      <w:r>
-        <w:t xml:space="preserve"> место работы.</w:t>
-      </w:r>
-    </w:p>
-    <w:p>
-      <w:pPr>
-        <w:pStyle w:val="a3"/>
-      </w:pPr>
-    </w:p>
-    <w:p/>
-    <w:p/>
+    </w:p>
+    <w:p>
+      <w:pPr>
+        <w:pStyle w:val="Normal"/>
+        <w:widowControl/>
+        <w:bidi w:val="0"/>
+        <w:spacing w:lineRule="auto" w:line="259" w:before="0" w:after="160"/>
+        <w:jc w:val="left"/>
+        <w:rPr/>
+      </w:pPr>
+      <w:r>
+        <w:rPr/>
+      </w:r>
+    </w:p>
     <w:sectPr>
+      <w:type w:val="nextPage"/>
       <w:pgSz w:w="11906" w:h="16838"/>
-      <w:pgMar w:top="1134" w:right="850" w:bottom="1134" w:left="1701" w:header="708" w:footer="708" w:gutter="0"/>
-      <w:cols w:space="708"/>
-      <w:docGrid w:linePitch="360"/>
+      <w:pgMar w:left="1701" w:right="850" w:header="0" w:top="1134" w:footer="0" w:bottom="1134" w:gutter="0"/>
+      <w:pgNumType w:fmt="decimal"/>
+      <w:formProt w:val="false"/>
+      <w:textDirection w:val="lrTb"/>
+      <w:docGrid w:type="default" w:linePitch="360" w:charSpace="4096"/>
     </w:sectPr>
   </w:body>
 </w:document>
 </file>
 
 <file path=word/numbering.xml><?xml version="1.0" encoding="utf-8"?>
-<w:numbering xmlns:wpc="http://schemas.microsoft.com/office/word/2010/wordprocessingCanvas" xmlns:cx="http://schemas.microsoft.com/office/drawing/2014/chartex" xmlns:cx1="http://schemas.microsoft.com/office/drawing/2015/9/8/chartex" xmlns:cx2="http://schemas.microsoft.com/office/drawing/2015/10/21/chartex" xmlns:cx3="http://schemas.microsoft.com/office/drawing/2016/5/9/chartex" xmlns:cx4="http://schemas.microsoft.com/office/drawing/2016/5/10/chartex" xmlns:cx5="http://schemas.microsoft.com/office/drawing/2016/5/11/chartex" xmlns:cx6="http://schemas.microsoft.com/office/drawing/2016/5/12/chartex" xmlns:cx7="http://schemas.microsoft.com/office/drawing/2016/5/13/chartex" xmlns:cx8="http://schemas.microsoft.com/office/drawing/2016/5/14/chartex" xmlns:mc="http://schemas.openxmlformats.org/markup-compatibility/2006" xmlns:aink="http://schemas.microsoft.com/office/drawing/2016/ink" xmlns:am3d="http://schemas.microsoft.com/office/drawing/2017/model3d" xmlns:o="urn:schemas-microsoft-com:office:office" xmlns:r="http://schemas.openxmlformats.org/officeDocument/2006/relationships" xmlns:m="http://schemas.openxmlformats.org/officeDocument/2006/math" xmlns:v="urn:schemas-microsoft-com:vml" xmlns:wp14="http://schemas.microsoft.com/office/word/2010/wordprocessingDrawing" xmlns:wp="http://schemas.openxmlformats.org/drawingml/2006/wordprocessingDrawing" xmlns:w10="urn:schemas-microsoft-com:office:word" xmlns:w="http://schemas.openxmlformats.org/wordprocessingml/2006/main" xmlns:w14="http://schemas.microsoft.com/office/word/2010/wordml" xmlns:w15="http://schemas.microsoft.com/office/word/2012/wordml" xmlns:w16cex="http://schemas.microsoft.com/office/word/2018/wordml/cex" xmlns:w16cid="http://schemas.microsoft.com/office/word/2016/wordml/cid" xmlns:w16="http://schemas.microsoft.com/office/word/2018/wordml" xmlns:w16sdtdh="http://schemas.microsoft.com/office/word/2020/wordml/sdtdatahash" xmlns:w16se="http://schemas.microsoft.com/office/word/2015/wordml/symex" xmlns:wpg="http://schemas.microsoft.com/office/word/2010/wordprocessingGroup" xmlns:wpi="http://schemas.microsoft.com/office/word/2010/wordprocessingInk" xmlns:wne="http://schemas.microsoft.com/office/word/2006/wordml" xmlns:wps="http://schemas.microsoft.com/office/word/2010/wordprocessingShape" mc:Ignorable="w14 w15 w16se w16cid w16 w16cex w16sdtdh wp14">
-  <w:abstractNum w:abstractNumId="0" w15:restartNumberingAfterBreak="0">
-    <w:nsid w:val="0C2C1965"/>
-    <w:multiLevelType w:val="hybridMultilevel"/>
-    <w:tmpl w:val="C31C98A0"/>
-    <w:lvl w:ilvl="0" w:tplc="5226DFD0">
+<w:numbering xmlns:w="http://schemas.openxmlformats.org/wordprocessingml/2006/main" xmlns:o="urn:schemas-microsoft-com:office:office" xmlns:r="http://schemas.openxmlformats.org/officeDocument/2006/relationships" xmlns:v="urn:schemas-microsoft-com:vml">
+  <w:abstractNum w:abstractNumId="1">
+    <w:lvl w:ilvl="0">
+      <w:start w:val="1"/>
       <w:numFmt w:val="bullet"/>
       <w:lvlText w:val="-"/>
       <w:lvlJc w:val="left"/>
@@ -157,10 +263,11 @@
         <w:ind w:left="720" w:hanging="360"/>
       </w:pPr>
       <w:rPr>
-        <w:rFonts w:ascii="Calibri" w:eastAsiaTheme="minorHAnsi" w:hAnsi="Calibri" w:cs="Calibri" w:hint="default"/>
+        <w:rFonts w:ascii="Calibri" w:hAnsi="Calibri" w:cs="Calibri" w:hint="default"/>
+        <w:rFonts w:cs="Calibri"/>
       </w:rPr>
     </w:lvl>
-    <w:lvl w:ilvl="1" w:tplc="04190003" w:tentative="1">
+    <w:lvl w:ilvl="1">
       <w:start w:val="1"/>
       <w:numFmt w:val="bullet"/>
       <w:lvlText w:val="o"/>
@@ -170,9 +277,10 @@
       </w:pPr>
       <w:rPr>
         <w:rFonts w:ascii="Courier New" w:hAnsi="Courier New" w:cs="Courier New" w:hint="default"/>
+        <w:rFonts w:cs="Courier New"/>
       </w:rPr>
     </w:lvl>
-    <w:lvl w:ilvl="2" w:tplc="04190005" w:tentative="1">
+    <w:lvl w:ilvl="2">
       <w:start w:val="1"/>
       <w:numFmt w:val="bullet"/>
       <w:lvlText w:val=""/>
@@ -181,10 +289,10 @@
         <w:ind w:left="2160" w:hanging="360"/>
       </w:pPr>
       <w:rPr>
-        <w:rFonts w:ascii="Wingdings" w:hAnsi="Wingdings" w:hint="default"/>
+        <w:rFonts w:ascii="Wingdings" w:hAnsi="Wingdings" w:cs="Wingdings" w:hint="default"/>
       </w:rPr>
     </w:lvl>
-    <w:lvl w:ilvl="3" w:tplc="04190001" w:tentative="1">
+    <w:lvl w:ilvl="3">
       <w:start w:val="1"/>
       <w:numFmt w:val="bullet"/>
       <w:lvlText w:val=""/>
@@ -193,10 +301,10 @@
         <w:ind w:left="2880" w:hanging="360"/>
       </w:pPr>
       <w:rPr>
-        <w:rFonts w:ascii="Symbol" w:hAnsi="Symbol" w:hint="default"/>
+        <w:rFonts w:ascii="Symbol" w:hAnsi="Symbol" w:cs="Symbol" w:hint="default"/>
       </w:rPr>
     </w:lvl>
-    <w:lvl w:ilvl="4" w:tplc="04190003" w:tentative="1">
+    <w:lvl w:ilvl="4">
       <w:start w:val="1"/>
       <w:numFmt w:val="bullet"/>
       <w:lvlText w:val="o"/>
@@ -206,9 +314,10 @@
       </w:pPr>
       <w:rPr>
         <w:rFonts w:ascii="Courier New" w:hAnsi="Courier New" w:cs="Courier New" w:hint="default"/>
+        <w:rFonts w:cs="Courier New"/>
       </w:rPr>
     </w:lvl>
-    <w:lvl w:ilvl="5" w:tplc="04190005" w:tentative="1">
+    <w:lvl w:ilvl="5">
       <w:start w:val="1"/>
       <w:numFmt w:val="bullet"/>
       <w:lvlText w:val=""/>
@@ -217,10 +326,10 @@
         <w:ind w:left="4320" w:hanging="360"/>
       </w:pPr>
       <w:rPr>
-        <w:rFonts w:ascii="Wingdings" w:hAnsi="Wingdings" w:hint="default"/>
+        <w:rFonts w:ascii="Wingdings" w:hAnsi="Wingdings" w:cs="Wingdings" w:hint="default"/>
       </w:rPr>
     </w:lvl>
-    <w:lvl w:ilvl="6" w:tplc="04190001" w:tentative="1">
+    <w:lvl w:ilvl="6">
       <w:start w:val="1"/>
       <w:numFmt w:val="bullet"/>
       <w:lvlText w:val=""/>
@@ -229,10 +338,10 @@
         <w:ind w:left="5040" w:hanging="360"/>
       </w:pPr>
       <w:rPr>
-        <w:rFonts w:ascii="Symbol" w:hAnsi="Symbol" w:hint="default"/>
+        <w:rFonts w:ascii="Symbol" w:hAnsi="Symbol" w:cs="Symbol" w:hint="default"/>
       </w:rPr>
     </w:lvl>
-    <w:lvl w:ilvl="7" w:tplc="04190003" w:tentative="1">
+    <w:lvl w:ilvl="7">
       <w:start w:val="1"/>
       <w:numFmt w:val="bullet"/>
       <w:lvlText w:val="o"/>
@@ -242,9 +351,10 @@
       </w:pPr>
       <w:rPr>
         <w:rFonts w:ascii="Courier New" w:hAnsi="Courier New" w:cs="Courier New" w:hint="default"/>
+        <w:rFonts w:cs="Courier New"/>
       </w:rPr>
     </w:lvl>
-    <w:lvl w:ilvl="8" w:tplc="04190005" w:tentative="1">
+    <w:lvl w:ilvl="8">
       <w:start w:val="1"/>
       <w:numFmt w:val="bullet"/>
       <w:lvlText w:val=""/>
@@ -253,44 +363,137 @@
         <w:ind w:left="6480" w:hanging="360"/>
       </w:pPr>
       <w:rPr>
-        <w:rFonts w:ascii="Wingdings" w:hAnsi="Wingdings" w:hint="default"/>
+        <w:rFonts w:ascii="Wingdings" w:hAnsi="Wingdings" w:cs="Wingdings" w:hint="default"/>
       </w:rPr>
+    </w:lvl>
+  </w:abstractNum>
+  <w:abstractNum w:abstractNumId="2">
+    <w:lvl w:ilvl="0">
+      <w:start w:val="1"/>
+      <w:numFmt w:val="none"/>
+      <w:suff w:val="nothing"/>
+      <w:lvlText w:val=""/>
+      <w:lvlJc w:val="left"/>
+      <w:pPr>
+        <w:ind w:left="0" w:hanging="0"/>
+      </w:pPr>
+    </w:lvl>
+    <w:lvl w:ilvl="1">
+      <w:start w:val="1"/>
+      <w:numFmt w:val="none"/>
+      <w:suff w:val="nothing"/>
+      <w:lvlText w:val=""/>
+      <w:lvlJc w:val="left"/>
+      <w:pPr>
+        <w:ind w:left="0" w:hanging="0"/>
+      </w:pPr>
+    </w:lvl>
+    <w:lvl w:ilvl="2">
+      <w:start w:val="1"/>
+      <w:numFmt w:val="none"/>
+      <w:suff w:val="nothing"/>
+      <w:lvlText w:val=""/>
+      <w:lvlJc w:val="left"/>
+      <w:pPr>
+        <w:ind w:left="0" w:hanging="0"/>
+      </w:pPr>
+    </w:lvl>
+    <w:lvl w:ilvl="3">
+      <w:start w:val="1"/>
+      <w:numFmt w:val="none"/>
+      <w:suff w:val="nothing"/>
+      <w:lvlText w:val=""/>
+      <w:lvlJc w:val="left"/>
+      <w:pPr>
+        <w:ind w:left="0" w:hanging="0"/>
+      </w:pPr>
+    </w:lvl>
+    <w:lvl w:ilvl="4">
+      <w:start w:val="1"/>
+      <w:numFmt w:val="none"/>
+      <w:suff w:val="nothing"/>
+      <w:lvlText w:val=""/>
+      <w:lvlJc w:val="left"/>
+      <w:pPr>
+        <w:ind w:left="0" w:hanging="0"/>
+      </w:pPr>
+    </w:lvl>
+    <w:lvl w:ilvl="5">
+      <w:start w:val="1"/>
+      <w:numFmt w:val="none"/>
+      <w:suff w:val="nothing"/>
+      <w:lvlText w:val=""/>
+      <w:lvlJc w:val="left"/>
+      <w:pPr>
+        <w:ind w:left="0" w:hanging="0"/>
+      </w:pPr>
+    </w:lvl>
+    <w:lvl w:ilvl="6">
+      <w:start w:val="1"/>
+      <w:numFmt w:val="none"/>
+      <w:suff w:val="nothing"/>
+      <w:lvlText w:val=""/>
+      <w:lvlJc w:val="left"/>
+      <w:pPr>
+        <w:ind w:left="0" w:hanging="0"/>
+      </w:pPr>
+    </w:lvl>
+    <w:lvl w:ilvl="7">
+      <w:start w:val="1"/>
+      <w:numFmt w:val="none"/>
+      <w:suff w:val="nothing"/>
+      <w:lvlText w:val=""/>
+      <w:lvlJc w:val="left"/>
+      <w:pPr>
+        <w:ind w:left="0" w:hanging="0"/>
+      </w:pPr>
+    </w:lvl>
+    <w:lvl w:ilvl="8">
+      <w:start w:val="1"/>
+      <w:numFmt w:val="none"/>
+      <w:suff w:val="nothing"/>
+      <w:lvlText w:val=""/>
+      <w:lvlJc w:val="left"/>
+      <w:pPr>
+        <w:ind w:left="0" w:hanging="0"/>
+      </w:pPr>
     </w:lvl>
   </w:abstractNum>
   <w:num w:numId="1">
-    <w:abstractNumId w:val="0"/>
+    <w:abstractNumId w:val="1"/>
+  </w:num>
+  <w:num w:numId="2">
+    <w:abstractNumId w:val="2"/>
   </w:num>
 </w:numbering>
 </file>
 
 <file path=word/styles.xml><?xml version="1.0" encoding="utf-8"?>
-<w:styles xmlns:mc="http://schemas.openxmlformats.org/markup-compatibility/2006" xmlns:r="http://schemas.openxmlformats.org/officeDocument/2006/relationships" xmlns:w="http://schemas.openxmlformats.org/wordprocessingml/2006/main" xmlns:w14="http://schemas.microsoft.com/office/word/2010/wordml" xmlns:w15="http://schemas.microsoft.com/office/word/2012/wordml" xmlns:w16cex="http://schemas.microsoft.com/office/word/2018/wordml/cex" xmlns:w16cid="http://schemas.microsoft.com/office/word/2016/wordml/cid" xmlns:w16="http://schemas.microsoft.com/office/word/2018/wordml" xmlns:w16sdtdh="http://schemas.microsoft.com/office/word/2020/wordml/sdtdatahash" xmlns:w16se="http://schemas.microsoft.com/office/word/2015/wordml/symex" mc:Ignorable="w14 w15 w16se w16cid w16 w16cex w16sdtdh">
+<w:styles xmlns:w="http://schemas.openxmlformats.org/wordprocessingml/2006/main" xmlns:w14="http://schemas.microsoft.com/office/word/2010/wordml" xmlns:mc="http://schemas.openxmlformats.org/markup-compatibility/2006" mc:Ignorable="w14">
   <w:docDefaults>
     <w:rPrDefault>
       <w:rPr>
-        <w:rFonts w:asciiTheme="minorHAnsi" w:eastAsiaTheme="minorHAnsi" w:hAnsiTheme="minorHAnsi" w:cstheme="minorBidi"/>
+        <w:rFonts w:ascii="Calibri" w:hAnsi="Calibri" w:eastAsia="Calibri" w:cs="" w:asciiTheme="minorHAnsi" w:cstheme="minorBidi" w:eastAsiaTheme="minorHAnsi" w:hAnsiTheme="minorHAnsi"/>
         <w:sz w:val="22"/>
         <w:szCs w:val="22"/>
         <w:lang w:val="ru-RU" w:eastAsia="en-US" w:bidi="ar-SA"/>
       </w:rPr>
     </w:rPrDefault>
     <w:pPrDefault>
-      <w:pPr>
-        <w:spacing w:after="160" w:line="259" w:lineRule="auto"/>
-      </w:pPr>
+      <w:pPr/>
     </w:pPrDefault>
   </w:docDefaults>
   <w:latentStyles w:defLockedState="0" w:defUIPriority="99" w:defSemiHidden="0" w:defUnhideWhenUsed="0" w:defQFormat="0" w:count="376">
     <w:lsdException w:name="Normal" w:uiPriority="0" w:qFormat="1"/>
     <w:lsdException w:name="heading 1" w:uiPriority="9" w:qFormat="1"/>
-    <w:lsdException w:name="heading 2" w:semiHidden="1" w:uiPriority="9" w:unhideWhenUsed="1" w:qFormat="1"/>
-    <w:lsdException w:name="heading 3" w:semiHidden="1" w:uiPriority="9" w:unhideWhenUsed="1" w:qFormat="1"/>
-    <w:lsdException w:name="heading 4" w:semiHidden="1" w:uiPriority="9" w:unhideWhenUsed="1" w:qFormat="1"/>
-    <w:lsdException w:name="heading 5" w:semiHidden="1" w:uiPriority="9" w:unhideWhenUsed="1" w:qFormat="1"/>
-    <w:lsdException w:name="heading 6" w:semiHidden="1" w:uiPriority="9" w:unhideWhenUsed="1" w:qFormat="1"/>
-    <w:lsdException w:name="heading 7" w:semiHidden="1" w:uiPriority="9" w:unhideWhenUsed="1" w:qFormat="1"/>
-    <w:lsdException w:name="heading 8" w:semiHidden="1" w:uiPriority="9" w:unhideWhenUsed="1" w:qFormat="1"/>
-    <w:lsdException w:name="heading 9" w:semiHidden="1" w:uiPriority="9" w:unhideWhenUsed="1" w:qFormat="1"/>
+    <w:lsdException w:name="heading 2" w:uiPriority="9" w:semiHidden="1" w:unhideWhenUsed="1" w:qFormat="1"/>
+    <w:lsdException w:name="heading 3" w:uiPriority="9" w:semiHidden="1" w:unhideWhenUsed="1" w:qFormat="1"/>
+    <w:lsdException w:name="heading 4" w:uiPriority="9" w:semiHidden="1" w:unhideWhenUsed="1" w:qFormat="1"/>
+    <w:lsdException w:name="heading 5" w:uiPriority="9" w:semiHidden="1" w:unhideWhenUsed="1" w:qFormat="1"/>
+    <w:lsdException w:name="heading 6" w:uiPriority="9" w:semiHidden="1" w:unhideWhenUsed="1" w:qFormat="1"/>
+    <w:lsdException w:name="heading 7" w:uiPriority="9" w:semiHidden="1" w:unhideWhenUsed="1" w:qFormat="1"/>
+    <w:lsdException w:name="heading 8" w:uiPriority="9" w:semiHidden="1" w:unhideWhenUsed="1" w:qFormat="1"/>
+    <w:lsdException w:name="heading 9" w:uiPriority="9" w:semiHidden="1" w:unhideWhenUsed="1" w:qFormat="1"/>
     <w:lsdException w:name="index 1" w:semiHidden="1" w:unhideWhenUsed="1"/>
     <w:lsdException w:name="index 2" w:semiHidden="1" w:unhideWhenUsed="1"/>
     <w:lsdException w:name="index 3" w:semiHidden="1" w:unhideWhenUsed="1"/>
@@ -300,22 +503,22 @@
     <w:lsdException w:name="index 7" w:semiHidden="1" w:unhideWhenUsed="1"/>
     <w:lsdException w:name="index 8" w:semiHidden="1" w:unhideWhenUsed="1"/>
     <w:lsdException w:name="index 9" w:semiHidden="1" w:unhideWhenUsed="1"/>
-    <w:lsdException w:name="toc 1" w:semiHidden="1" w:uiPriority="39" w:unhideWhenUsed="1"/>
-    <w:lsdException w:name="toc 2" w:semiHidden="1" w:uiPriority="39" w:unhideWhenUsed="1"/>
-    <w:lsdException w:name="toc 3" w:semiHidden="1" w:uiPriority="39" w:unhideWhenUsed="1"/>
-    <w:lsdException w:name="toc 4" w:semiHidden="1" w:uiPriority="39" w:unhideWhenUsed="1"/>
-    <w:lsdException w:name="toc 5" w:semiHidden="1" w:uiPriority="39" w:unhideWhenUsed="1"/>
-    <w:lsdException w:name="toc 6" w:semiHidden="1" w:uiPriority="39" w:unhideWhenUsed="1"/>
-    <w:lsdException w:name="toc 7" w:semiHidden="1" w:uiPriority="39" w:unhideWhenUsed="1"/>
-    <w:lsdException w:name="toc 8" w:semiHidden="1" w:uiPriority="39" w:unhideWhenUsed="1"/>
-    <w:lsdException w:name="toc 9" w:semiHidden="1" w:uiPriority="39" w:unhideWhenUsed="1"/>
+    <w:lsdException w:name="toc 1" w:uiPriority="39" w:semiHidden="1" w:unhideWhenUsed="1"/>
+    <w:lsdException w:name="toc 2" w:uiPriority="39" w:semiHidden="1" w:unhideWhenUsed="1"/>
+    <w:lsdException w:name="toc 3" w:uiPriority="39" w:semiHidden="1" w:unhideWhenUsed="1"/>
+    <w:lsdException w:name="toc 4" w:uiPriority="39" w:semiHidden="1" w:unhideWhenUsed="1"/>
+    <w:lsdException w:name="toc 5" w:uiPriority="39" w:semiHidden="1" w:unhideWhenUsed="1"/>
+    <w:lsdException w:name="toc 6" w:uiPriority="39" w:semiHidden="1" w:unhideWhenUsed="1"/>
+    <w:lsdException w:name="toc 7" w:uiPriority="39" w:semiHidden="1" w:unhideWhenUsed="1"/>
+    <w:lsdException w:name="toc 8" w:uiPriority="39" w:semiHidden="1" w:unhideWhenUsed="1"/>
+    <w:lsdException w:name="toc 9" w:uiPriority="39" w:semiHidden="1" w:unhideWhenUsed="1"/>
     <w:lsdException w:name="Normal Indent" w:semiHidden="1" w:unhideWhenUsed="1"/>
     <w:lsdException w:name="footnote text" w:semiHidden="1" w:unhideWhenUsed="1"/>
     <w:lsdException w:name="annotation text" w:semiHidden="1" w:unhideWhenUsed="1"/>
     <w:lsdException w:name="header" w:semiHidden="1" w:unhideWhenUsed="1"/>
     <w:lsdException w:name="footer" w:semiHidden="1" w:unhideWhenUsed="1"/>
     <w:lsdException w:name="index heading" w:semiHidden="1" w:unhideWhenUsed="1"/>
-    <w:lsdException w:name="caption" w:semiHidden="1" w:uiPriority="35" w:unhideWhenUsed="1" w:qFormat="1"/>
+    <w:lsdException w:name="caption" w:uiPriority="35" w:semiHidden="1" w:unhideWhenUsed="1" w:qFormat="1"/>
     <w:lsdException w:name="table of figures" w:semiHidden="1" w:unhideWhenUsed="1"/>
     <w:lsdException w:name="envelope address" w:semiHidden="1" w:unhideWhenUsed="1"/>
     <w:lsdException w:name="envelope return" w:semiHidden="1" w:unhideWhenUsed="1"/>
@@ -346,7 +549,7 @@
     <w:lsdException w:name="Title" w:uiPriority="10" w:qFormat="1"/>
     <w:lsdException w:name="Closing" w:semiHidden="1" w:unhideWhenUsed="1"/>
     <w:lsdException w:name="Signature" w:semiHidden="1" w:unhideWhenUsed="1"/>
-    <w:lsdException w:name="Default Paragraph Font" w:semiHidden="1" w:uiPriority="1" w:unhideWhenUsed="1"/>
+    <w:lsdException w:name="Default Paragraph Font" w:uiPriority="1" w:semiHidden="1" w:unhideWhenUsed="1"/>
     <w:lsdException w:name="Body Text" w:semiHidden="1" w:unhideWhenUsed="1"/>
     <w:lsdException w:name="Body Text Indent" w:semiHidden="1" w:unhideWhenUsed="1"/>
     <w:lsdException w:name="List Continue" w:semiHidden="1" w:unhideWhenUsed="1"/>
@@ -546,8 +749,8 @@
     <w:lsdException w:name="Subtle Reference" w:uiPriority="31" w:qFormat="1"/>
     <w:lsdException w:name="Intense Reference" w:uiPriority="32" w:qFormat="1"/>
     <w:lsdException w:name="Book Title" w:uiPriority="33" w:qFormat="1"/>
-    <w:lsdException w:name="Bibliography" w:semiHidden="1" w:uiPriority="37" w:unhideWhenUsed="1"/>
-    <w:lsdException w:name="TOC Heading" w:semiHidden="1" w:uiPriority="39" w:unhideWhenUsed="1" w:qFormat="1"/>
+    <w:lsdException w:name="Bibliography" w:uiPriority="37" w:semiHidden="1" w:unhideWhenUsed="1"/>
+    <w:lsdException w:name="TOC Heading" w:uiPriority="39" w:semiHidden="1" w:unhideWhenUsed="1" w:qFormat="1"/>
     <w:lsdException w:name="Plain Table 1" w:uiPriority="41"/>
     <w:lsdException w:name="Plain Table 2" w:uiPriority="42"/>
     <w:lsdException w:name="Plain Table 3" w:uiPriority="43"/>
@@ -658,58 +861,208 @@
     <w:lsdException w:name="Unresolved Mention" w:semiHidden="1" w:unhideWhenUsed="1"/>
     <w:lsdException w:name="Smart Link" w:semiHidden="1" w:unhideWhenUsed="1"/>
   </w:latentStyles>
-  <w:style w:type="paragraph" w:default="1" w:styleId="a">
+  <w:style w:type="paragraph" w:styleId="Normal" w:default="1">
     <w:name w:val="Normal"/>
     <w:qFormat/>
-  </w:style>
-  <w:style w:type="paragraph" w:styleId="1">
-    <w:name w:val="heading 1"/>
-    <w:basedOn w:val="a"/>
-    <w:next w:val="a"/>
+    <w:pPr>
+      <w:widowControl/>
+      <w:bidi w:val="0"/>
+      <w:spacing w:lineRule="auto" w:line="259" w:before="0" w:after="160"/>
+      <w:jc w:val="left"/>
+    </w:pPr>
+    <w:rPr>
+      <w:rFonts w:ascii="Calibri" w:hAnsi="Calibri" w:eastAsia="Calibri" w:cs="" w:asciiTheme="minorHAnsi" w:cstheme="minorBidi" w:eastAsiaTheme="minorHAnsi" w:hAnsiTheme="minorHAnsi"/>
+      <w:color w:val="auto"/>
+      <w:kern w:val="0"/>
+      <w:sz w:val="22"/>
+      <w:szCs w:val="22"/>
+      <w:lang w:val="ru-RU" w:eastAsia="en-US" w:bidi="ar-SA"/>
+    </w:rPr>
+  </w:style>
+  <w:style w:type="paragraph" w:styleId="Heading1">
+    <w:name w:val="Heading 1"/>
+    <w:basedOn w:val="Normal"/>
+    <w:next w:val="Normal"/>
     <w:link w:val="10"/>
     <w:uiPriority w:val="9"/>
     <w:qFormat/>
-    <w:rsid w:val="00896A19"/>
+    <w:rsid w:val="00896a19"/>
     <w:pPr>
-      <w:keepNext/>
+      <w:keepNext w:val="true"/>
       <w:keepLines/>
       <w:spacing w:before="240" w:after="0"/>
       <w:outlineLvl w:val="0"/>
     </w:pPr>
     <w:rPr>
-      <w:rFonts w:asciiTheme="majorHAnsi" w:eastAsiaTheme="majorEastAsia" w:hAnsiTheme="majorHAnsi" w:cstheme="majorBidi"/>
-      <w:color w:val="2F5496" w:themeColor="accent1" w:themeShade="BF"/>
+      <w:rFonts w:ascii="Calibri Light" w:hAnsi="Calibri Light" w:eastAsia="" w:cs="" w:asciiTheme="majorHAnsi" w:cstheme="majorBidi" w:eastAsiaTheme="majorEastAsia" w:hAnsiTheme="majorHAnsi"/>
+      <w:color w:val="2F5496" w:themeColor="accent1" w:themeShade="bf"/>
       <w:sz w:val="32"/>
       <w:szCs w:val="32"/>
     </w:rPr>
   </w:style>
-  <w:style w:type="paragraph" w:styleId="2">
-    <w:name w:val="heading 2"/>
-    <w:basedOn w:val="a"/>
-    <w:next w:val="a"/>
+  <w:style w:type="paragraph" w:styleId="Heading2">
+    <w:name w:val="Heading 2"/>
+    <w:basedOn w:val="Normal"/>
+    <w:next w:val="Normal"/>
     <w:link w:val="20"/>
     <w:uiPriority w:val="9"/>
     <w:unhideWhenUsed/>
     <w:qFormat/>
-    <w:rsid w:val="00896A19"/>
+    <w:rsid w:val="00896a19"/>
     <w:pPr>
-      <w:keepNext/>
+      <w:keepNext w:val="true"/>
       <w:keepLines/>
       <w:spacing w:before="40" w:after="0"/>
       <w:outlineLvl w:val="1"/>
     </w:pPr>
     <w:rPr>
-      <w:rFonts w:asciiTheme="majorHAnsi" w:eastAsiaTheme="majorEastAsia" w:hAnsiTheme="majorHAnsi" w:cstheme="majorBidi"/>
-      <w:color w:val="2F5496" w:themeColor="accent1" w:themeShade="BF"/>
+      <w:rFonts w:ascii="Calibri Light" w:hAnsi="Calibri Light" w:eastAsia="" w:cs="" w:asciiTheme="majorHAnsi" w:cstheme="majorBidi" w:eastAsiaTheme="majorEastAsia" w:hAnsiTheme="majorHAnsi"/>
+      <w:color w:val="2F5496" w:themeColor="accent1" w:themeShade="bf"/>
       <w:sz w:val="26"/>
       <w:szCs w:val="26"/>
     </w:rPr>
   </w:style>
-  <w:style w:type="character" w:default="1" w:styleId="a0">
+  <w:style w:type="character" w:styleId="DefaultParagraphFont" w:default="1">
     <w:name w:val="Default Paragraph Font"/>
     <w:uiPriority w:val="1"/>
     <w:semiHidden/>
     <w:unhideWhenUsed/>
+    <w:qFormat/>
+    <w:rPr/>
+  </w:style>
+  <w:style w:type="character" w:styleId="1" w:customStyle="1">
+    <w:name w:val="Заголовок 1 Знак"/>
+    <w:basedOn w:val="DefaultParagraphFont"/>
+    <w:link w:val="1"/>
+    <w:uiPriority w:val="9"/>
+    <w:qFormat/>
+    <w:rsid w:val="00896a19"/>
+    <w:rPr>
+      <w:rFonts w:ascii="Calibri Light" w:hAnsi="Calibri Light" w:eastAsia="" w:cs="" w:asciiTheme="majorHAnsi" w:cstheme="majorBidi" w:eastAsiaTheme="majorEastAsia" w:hAnsiTheme="majorHAnsi"/>
+      <w:color w:val="2F5496" w:themeColor="accent1" w:themeShade="bf"/>
+      <w:sz w:val="32"/>
+      <w:szCs w:val="32"/>
+    </w:rPr>
+  </w:style>
+  <w:style w:type="character" w:styleId="2" w:customStyle="1">
+    <w:name w:val="Заголовок 2 Знак"/>
+    <w:basedOn w:val="DefaultParagraphFont"/>
+    <w:link w:val="2"/>
+    <w:uiPriority w:val="9"/>
+    <w:qFormat/>
+    <w:rsid w:val="00896a19"/>
+    <w:rPr>
+      <w:rFonts w:ascii="Calibri Light" w:hAnsi="Calibri Light" w:eastAsia="" w:cs="" w:asciiTheme="majorHAnsi" w:cstheme="majorBidi" w:eastAsiaTheme="majorEastAsia" w:hAnsiTheme="majorHAnsi"/>
+      <w:color w:val="2F5496" w:themeColor="accent1" w:themeShade="bf"/>
+      <w:sz w:val="26"/>
+      <w:szCs w:val="26"/>
+    </w:rPr>
+  </w:style>
+  <w:style w:type="character" w:styleId="ListLabel1">
+    <w:name w:val="ListLabel 1"/>
+    <w:qFormat/>
+    <w:rPr>
+      <w:rFonts w:eastAsia="Calibri" w:cs="Calibri"/>
+    </w:rPr>
+  </w:style>
+  <w:style w:type="character" w:styleId="ListLabel2">
+    <w:name w:val="ListLabel 2"/>
+    <w:qFormat/>
+    <w:rPr>
+      <w:rFonts w:cs="Courier New"/>
+    </w:rPr>
+  </w:style>
+  <w:style w:type="character" w:styleId="ListLabel3">
+    <w:name w:val="ListLabel 3"/>
+    <w:qFormat/>
+    <w:rPr>
+      <w:rFonts w:cs="Courier New"/>
+    </w:rPr>
+  </w:style>
+  <w:style w:type="character" w:styleId="ListLabel4">
+    <w:name w:val="ListLabel 4"/>
+    <w:qFormat/>
+    <w:rPr>
+      <w:rFonts w:cs="Courier New"/>
+    </w:rPr>
+  </w:style>
+  <w:style w:type="paragraph" w:styleId="Heading">
+    <w:name w:val="Heading"/>
+    <w:basedOn w:val="Normal"/>
+    <w:next w:val="TextBody"/>
+    <w:qFormat/>
+    <w:pPr>
+      <w:keepNext w:val="true"/>
+      <w:spacing w:before="240" w:after="120"/>
+    </w:pPr>
+    <w:rPr>
+      <w:rFonts w:ascii="Arial" w:hAnsi="Arial" w:eastAsia="Microsoft YaHei" w:cs="Arial"/>
+      <w:sz w:val="28"/>
+      <w:szCs w:val="28"/>
+    </w:rPr>
+  </w:style>
+  <w:style w:type="paragraph" w:styleId="TextBody">
+    <w:name w:val="Body Text"/>
+    <w:basedOn w:val="Normal"/>
+    <w:pPr>
+      <w:spacing w:lineRule="auto" w:line="276" w:before="0" w:after="140"/>
+    </w:pPr>
+    <w:rPr/>
+  </w:style>
+  <w:style w:type="paragraph" w:styleId="List">
+    <w:name w:val="List"/>
+    <w:basedOn w:val="TextBody"/>
+    <w:pPr/>
+    <w:rPr>
+      <w:rFonts w:cs="Arial"/>
+    </w:rPr>
+  </w:style>
+  <w:style w:type="paragraph" w:styleId="Caption">
+    <w:name w:val="Caption"/>
+    <w:basedOn w:val="Normal"/>
+    <w:qFormat/>
+    <w:pPr>
+      <w:suppressLineNumbers/>
+      <w:spacing w:before="120" w:after="120"/>
+    </w:pPr>
+    <w:rPr>
+      <w:rFonts w:cs="Arial"/>
+      <w:i/>
+      <w:iCs/>
+      <w:sz w:val="24"/>
+      <w:szCs w:val="24"/>
+    </w:rPr>
+  </w:style>
+  <w:style w:type="paragraph" w:styleId="Index">
+    <w:name w:val="Index"/>
+    <w:basedOn w:val="Normal"/>
+    <w:qFormat/>
+    <w:pPr>
+      <w:suppressLineNumbers/>
+    </w:pPr>
+    <w:rPr>
+      <w:rFonts w:cs="Arial"/>
+    </w:rPr>
+  </w:style>
+  <w:style w:type="paragraph" w:styleId="ListParagraph">
+    <w:name w:val="List Paragraph"/>
+    <w:basedOn w:val="Normal"/>
+    <w:uiPriority w:val="34"/>
+    <w:qFormat/>
+    <w:rsid w:val="00896a19"/>
+    <w:pPr>
+      <w:spacing w:before="0" w:after="160"/>
+      <w:ind w:left="720" w:hanging="0"/>
+      <w:contextualSpacing/>
+    </w:pPr>
+    <w:rPr/>
+  </w:style>
+  <w:style w:type="numbering" w:styleId="NoList" w:default="1">
+    <w:name w:val="No List"/>
+    <w:uiPriority w:val="99"/>
+    <w:semiHidden/>
+    <w:unhideWhenUsed/>
+    <w:qFormat/>
   </w:style>
   <w:style w:type="table" w:default="1" w:styleId="a1">
     <w:name w:val="Normal Table"/>
@@ -725,49 +1078,6 @@
         <w:right w:w="108" w:type="dxa"/>
       </w:tblCellMar>
     </w:tblPr>
-  </w:style>
-  <w:style w:type="numbering" w:default="1" w:styleId="a2">
-    <w:name w:val="No List"/>
-    <w:uiPriority w:val="99"/>
-    <w:semiHidden/>
-    <w:unhideWhenUsed/>
-  </w:style>
-  <w:style w:type="character" w:customStyle="1" w:styleId="10">
-    <w:name w:val="Заголовок 1 Знак"/>
-    <w:basedOn w:val="a0"/>
-    <w:link w:val="1"/>
-    <w:uiPriority w:val="9"/>
-    <w:rsid w:val="00896A19"/>
-    <w:rPr>
-      <w:rFonts w:asciiTheme="majorHAnsi" w:eastAsiaTheme="majorEastAsia" w:hAnsiTheme="majorHAnsi" w:cstheme="majorBidi"/>
-      <w:color w:val="2F5496" w:themeColor="accent1" w:themeShade="BF"/>
-      <w:sz w:val="32"/>
-      <w:szCs w:val="32"/>
-    </w:rPr>
-  </w:style>
-  <w:style w:type="character" w:customStyle="1" w:styleId="20">
-    <w:name w:val="Заголовок 2 Знак"/>
-    <w:basedOn w:val="a0"/>
-    <w:link w:val="2"/>
-    <w:uiPriority w:val="9"/>
-    <w:rsid w:val="00896A19"/>
-    <w:rPr>
-      <w:rFonts w:asciiTheme="majorHAnsi" w:eastAsiaTheme="majorEastAsia" w:hAnsiTheme="majorHAnsi" w:cstheme="majorBidi"/>
-      <w:color w:val="2F5496" w:themeColor="accent1" w:themeShade="BF"/>
-      <w:sz w:val="26"/>
-      <w:szCs w:val="26"/>
-    </w:rPr>
-  </w:style>
-  <w:style w:type="paragraph" w:styleId="a3">
-    <w:name w:val="List Paragraph"/>
-    <w:basedOn w:val="a"/>
-    <w:uiPriority w:val="34"/>
-    <w:qFormat/>
-    <w:rsid w:val="00896A19"/>
-    <w:pPr>
-      <w:ind w:left="720"/>
-      <w:contextualSpacing/>
-    </w:pPr>
   </w:style>
 </w:styles>
 </file>
